--- a/Laboratorio_3.docx
+++ b/Laboratorio_3.docx
@@ -2471,7 +2471,7 @@
         <w:rPr>
           <w:rStyle w:val="CommentTok"/>
         </w:rPr>
-        <w:t xml:space="preserve"># Para modificar el código y obtener un histograma mas presentable y persoanlizado </w:t>
+        <w:t xml:space="preserve"># Para modificar el código y obtener un histograma mas presentable y personalizado </w:t>
       </w:r>
       <w:r>
         <w:br/>
